--- a/MainApp/source/BlockNonSatisfactoryItems.docx
+++ b/MainApp/source/BlockNonSatisfactoryItems.docx
@@ -1582,6 +1582,18 @@
  
      < T o o l t i p s >   
+         < T o o l t i p   c o l u m n = " N o "   E l e m e n t I d = " 1 1 9 8 2 6 8 3 4 0 " > + 
+             < T o o l t i p T e x t   l a n g = " e n - U S " > S p e c i f i e s   t h e   n u m b e r   o f   t h e   i t e m . < / T o o l t i p T e x t > + 
+         < / T o o l t i p > + 
+         < T o o l t i p   c o l u m n = " D e s c r i p t i o n "   E l e m e n t I d = " 1 3 1 4 3 5 1 3 0 7 " > + 
+             < T o o l t i p T e x t   l a n g = " e n - U S " > S p e c i f i e s   a   d e s c r i p t i o n   o f   t h e   i t e m . < / T o o l t i p T e x t > + 
+         < / T o o l t i p > + 
          < T o o l t i p   c o l u m n = " M e a s u r e "   E l e m e n t I d = " 3 3 6 6 5 7 9 3 1 " >   
              < T o o l t i p T e x t   l a n g = " e n - U S " > s a n v a s j h < / T o o l t i p T e x t > 